--- a/units/u04-数量关系/04-考前测试/original/U4_四上_第四单元_数量关系_部分.docx
+++ b/units/u04-数量关系/04-考前测试/original/U4_四上_第四单元_数量关系_部分.docx
@@ -4,34 +4,7 @@
   <w:body>
     <w:p>
       <w:pPr>
-        <w:jc w:val="center"/>
-      </w:pPr>
-      <w:r>
-        <w:rPr>
-          <w:rFonts w:ascii="宋体" w:hAnsi="宋体" w:eastAsia="宋体"/>
-          <w:b/>
-          <w:color w:val="1E7EB8"/>
-          <w:sz w:val="36"/>
-        </w:rPr>
-        <w:t>数学书桌 · Math Desk</w:t>
-      </w:r>
-    </w:p>
-    <w:p>
-      <w:pPr>
-        <w:jc w:val="center"/>
-      </w:pPr>
-      <w:r>
-        <w:rPr>
-          <w:rFonts w:ascii="宋体" w:hAnsi="宋体" w:eastAsia="宋体"/>
-          <w:b/>
-          <w:color w:val="0F5F8A"/>
-          <w:sz w:val="28"/>
-        </w:rPr>
-        <w:t>四上 · 第四单元·数量关系（仅首页）</w:t>
-      </w:r>
-    </w:p>
-    <w:p>
-      <w:pPr>
+        <w:spacing w:before="0" w:after="40" w:line="240" w:lineRule="auto"/>
         <w:jc w:val="center"/>
       </w:pPr>
       <w:r>
@@ -41,18 +14,223 @@
           <w:color w:val="1E7EB8"/>
           <w:sz w:val="20"/>
         </w:rPr>
-        <w:t>部分卷 · 仅有首页扫描　|　仅第1–2页（缺第3–4页）　|　主色：天蓝</w:t>
+        <w:t>数学书桌 · Math Desk</w:t>
       </w:r>
     </w:p>
     <w:p>
+      <w:pPr>
+        <w:spacing w:before="0" w:after="40" w:line="240" w:lineRule="auto"/>
+        <w:jc w:val="center"/>
+      </w:pPr>
+      <w:r>
+        <w:rPr>
+          <w:rFonts w:ascii="宋体" w:hAnsi="宋体" w:eastAsia="宋体"/>
+          <w:b/>
+          <w:color w:val="0F5F8A"/>
+          <w:sz w:val="32"/>
+        </w:rPr>
+        <w:t>数学 · 四上 · 第四单元练习</w:t>
+      </w:r>
+    </w:p>
+    <w:p>
+      <w:pPr>
+        <w:spacing w:before="0" w:after="120" w:line="240" w:lineRule="auto"/>
+        <w:jc w:val="center"/>
+      </w:pPr>
       <w:r>
         <w:rPr>
           <w:rFonts w:ascii="宋体" w:hAnsi="宋体" w:eastAsia="宋体"/>
           <w:b w:val="0"/>
-          <w:color w:val="0F5F8A"/>
+          <w:sz w:val="22"/>
+        </w:rPr>
+        <w:t>时间：40 分钟</w:t>
+      </w:r>
+    </w:p>
+    <w:p>
+      <w:pPr>
+        <w:spacing w:before="0" w:after="200" w:line="240" w:lineRule="auto"/>
+        <w:jc w:val="center"/>
+      </w:pPr>
+      <w:r>
+        <w:rPr>
+          <w:rFonts w:ascii="宋体" w:hAnsi="宋体" w:eastAsia="宋体"/>
+          <w:b w:val="0"/>
+          <w:sz w:val="22"/>
+        </w:rPr>
+        <w:t>学校____________　四年级____班　姓名____________</w:t>
+      </w:r>
+    </w:p>
+    <w:p>
+      <w:pPr>
+        <w:spacing w:before="0" w:after="80" w:line="240" w:lineRule="auto"/>
+      </w:pPr>
+      <w:r>
+        <w:rPr>
+          <w:rFonts w:ascii="宋体" w:hAnsi="宋体" w:eastAsia="宋体"/>
+          <w:b w:val="0"/>
+          <w:color w:val="1E7EB8"/>
           <w:sz w:val="18"/>
         </w:rPr>
-        <w:t>说明：下列各页为源卷高清拆页（放大锐化），内容与 JPG/PNG 扫描一致；缺页待你补图后可再生成。答案见 answers/ 目录。</w:t>
+        <w:t>【说明】原卷扫描仅有第 1–2 页，本卷按已有内容清晰重排。</w:t>
+      </w:r>
+    </w:p>
+    <w:p>
+      <w:pPr>
+        <w:spacing w:before="160" w:after="120" w:line="240" w:lineRule="auto"/>
+      </w:pPr>
+      <w:r>
+        <w:rPr>
+          <w:rFonts w:ascii="宋体" w:hAnsi="宋体" w:eastAsia="宋体"/>
+          <w:b/>
+          <w:color w:val="0F5F8A"/>
+          <w:sz w:val="24"/>
+        </w:rPr>
+        <w:t>一、填空。</w:t>
+      </w:r>
+    </w:p>
+    <w:p>
+      <w:pPr>
+        <w:spacing w:before="0" w:after="80" w:line="240" w:lineRule="auto"/>
+      </w:pPr>
+      <w:r>
+        <w:rPr>
+          <w:rFonts w:ascii="宋体" w:hAnsi="宋体" w:eastAsia="宋体"/>
+          <w:b w:val="0"/>
+          <w:sz w:val="22"/>
+        </w:rPr>
+        <w:t>1. 故宫文创店全天接待消费者 1280 人，上午 659 人，下午（　　）人。是根据数量关系（　　）－（　　）＝（　　）来解决问题的。</w:t>
+      </w:r>
+    </w:p>
+    <w:p>
+      <w:pPr>
+        <w:spacing w:before="0" w:after="80" w:line="240" w:lineRule="auto"/>
+      </w:pPr>
+      <w:r>
+        <w:rPr>
+          <w:rFonts w:ascii="宋体" w:hAnsi="宋体" w:eastAsia="宋体"/>
+          <w:b w:val="0"/>
+          <w:sz w:val="22"/>
+        </w:rPr>
+        <w:t>2. 图书馆购买了 15 套丛书，每套 108 元，一共花了（　　）元，是根据（　　）×（　　）＝（　　）来解决问题的。</w:t>
+      </w:r>
+    </w:p>
+    <w:p>
+      <w:pPr>
+        <w:spacing w:before="0" w:after="80" w:line="240" w:lineRule="auto"/>
+      </w:pPr>
+      <w:r>
+        <w:rPr>
+          <w:rFonts w:ascii="宋体" w:hAnsi="宋体" w:eastAsia="宋体"/>
+          <w:b w:val="0"/>
+          <w:sz w:val="22"/>
+        </w:rPr>
+        <w:t>3. 沪宁高速全长 274 千米，汽车行驶 3 小时后离上海还有 34 千米，平均每小时行驶（　　）千米。</w:t>
+      </w:r>
+    </w:p>
+    <w:p>
+      <w:pPr>
+        <w:spacing w:before="0" w:after="80" w:line="240" w:lineRule="auto"/>
+      </w:pPr>
+      <w:r>
+        <w:rPr>
+          <w:rFonts w:ascii="宋体" w:hAnsi="宋体" w:eastAsia="宋体"/>
+          <w:b w:val="0"/>
+          <w:sz w:val="22"/>
+        </w:rPr>
+        <w:t>4. 四年级男生 113 人，比女生少 46 人，四年级共有学生（　　）人。</w:t>
+      </w:r>
+    </w:p>
+    <w:p>
+      <w:pPr>
+        <w:spacing w:before="0" w:after="80" w:line="240" w:lineRule="auto"/>
+      </w:pPr>
+      <w:r>
+        <w:rPr>
+          <w:rFonts w:ascii="宋体" w:hAnsi="宋体" w:eastAsia="宋体"/>
+          <w:b w:val="0"/>
+          <w:sz w:val="22"/>
+        </w:rPr>
+        <w:t>5. （1）妈妈说“牛肉真贵”通常指（　　）高。</w:t>
+      </w:r>
+    </w:p>
+    <w:p>
+      <w:pPr>
+        <w:spacing w:before="0" w:after="80" w:line="240" w:lineRule="auto"/>
+      </w:pPr>
+      <w:r>
+        <w:rPr>
+          <w:rFonts w:ascii="宋体" w:hAnsi="宋体" w:eastAsia="宋体"/>
+          <w:b w:val="0"/>
+          <w:sz w:val="22"/>
+        </w:rPr>
+        <w:t xml:space="preserve">　　（2）笔记本 4360 元，买 2 台。已知（　　）和（　　），求（　　）。</w:t>
+      </w:r>
+    </w:p>
+    <w:p>
+      <w:pPr>
+        <w:spacing w:before="0" w:after="80" w:line="240" w:lineRule="auto"/>
+      </w:pPr>
+      <w:r>
+        <w:rPr>
+          <w:rFonts w:ascii="宋体" w:hAnsi="宋体" w:eastAsia="宋体"/>
+          <w:b w:val="0"/>
+          <w:sz w:val="22"/>
+        </w:rPr>
+        <w:t xml:space="preserve">　　（3）校服 120 元，买 5 套。关系式是（　　）。</w:t>
+      </w:r>
+    </w:p>
+    <w:p>
+      <w:pPr>
+        <w:spacing w:before="0" w:after="80" w:line="240" w:lineRule="auto"/>
+      </w:pPr>
+      <w:r>
+        <w:rPr>
+          <w:rFonts w:ascii="宋体" w:hAnsi="宋体" w:eastAsia="宋体"/>
+          <w:b w:val="0"/>
+          <w:sz w:val="22"/>
+        </w:rPr>
+        <w:t>6. 汽车 80 千米/时，普通列车 120 千米/时，高铁 230 千米/时，飞机 730 千米/时。</w:t>
+      </w:r>
+    </w:p>
+    <w:p>
+      <w:pPr>
+        <w:spacing w:before="0" w:after="80" w:line="240" w:lineRule="auto"/>
+      </w:pPr>
+      <w:r>
+        <w:rPr>
+          <w:rFonts w:ascii="宋体" w:hAnsi="宋体" w:eastAsia="宋体"/>
+          <w:b w:val="0"/>
+          <w:sz w:val="22"/>
+        </w:rPr>
+        <w:t xml:space="preserve">　　王老师从 A 到 B 共 1260 千米，8:50 出发，14:50 到达，她较可能乘坐（　　）。</w:t>
+      </w:r>
+    </w:p>
+    <w:p>
+      <w:pPr>
+        <w:spacing w:before="0" w:after="80" w:line="240" w:lineRule="auto"/>
+      </w:pPr>
+      <w:r>
+        <w:rPr>
+          <w:rFonts w:ascii="宋体" w:hAnsi="宋体" w:eastAsia="宋体"/>
+          <w:b w:val="0"/>
+          <w:sz w:val="22"/>
+        </w:rPr>
+        <w:t>7. 竖式 125×23 中，箭头所指部分积表示（　　）件毛衣的总价，是（　　）元。</w:t>
+      </w:r>
+    </w:p>
+    <w:p>
+      <w:pPr>
+        <w:spacing w:before="0" w:after="0" w:line="240" w:lineRule="auto"/>
+        <w:jc w:val="center"/>
+      </w:pPr>
+      <w:r>
+        <w:rPr>
+          <w:rFonts w:ascii="宋体" w:hAnsi="宋体" w:eastAsia="宋体"/>
+          <w:b w:val="0"/>
+          <w:color w:val="1E7EB8"/>
+          <w:sz w:val="16"/>
+        </w:rPr>
+        <w:t>数学 · 四上 · 第四单元（部分）　第 1 页（共 2 页）　|　清晰重排版（非扫描放大）</w:t>
       </w:r>
     </w:p>
     <w:p>
@@ -62,112 +240,205 @@
     </w:p>
     <w:p>
       <w:pPr>
+        <w:spacing w:before="160" w:after="120" w:line="240" w:lineRule="auto"/>
+      </w:pPr>
+      <w:r>
+        <w:rPr>
+          <w:rFonts w:ascii="宋体" w:hAnsi="宋体" w:eastAsia="宋体"/>
+          <w:b/>
+          <w:color w:val="0F5F8A"/>
+          <w:sz w:val="24"/>
+        </w:rPr>
+        <w:t>二、选一选。</w:t>
+      </w:r>
+    </w:p>
+    <w:p>
+      <w:pPr>
+        <w:spacing w:before="0" w:after="80" w:line="240" w:lineRule="auto"/>
+      </w:pPr>
+      <w:r>
+        <w:rPr>
+          <w:rFonts w:ascii="宋体" w:hAnsi="宋体" w:eastAsia="宋体"/>
+          <w:b w:val="0"/>
+          <w:sz w:val="22"/>
+        </w:rPr>
+        <w:t>1. 复兴号约 350 千米/时，15 分钟行驶多少千米？这个问题求的是（　　）。</w:t>
+      </w:r>
+    </w:p>
+    <w:p>
+      <w:pPr>
+        <w:spacing w:before="0" w:after="80" w:line="240" w:lineRule="auto"/>
+      </w:pPr>
+      <w:r>
+        <w:rPr>
+          <w:rFonts w:ascii="宋体" w:hAnsi="宋体" w:eastAsia="宋体"/>
+          <w:b w:val="0"/>
+          <w:sz w:val="22"/>
+        </w:rPr>
+        <w:t xml:space="preserve">　　① 速度　　② 路程　　③ 时间　　④ 车次</w:t>
+      </w:r>
+    </w:p>
+    <w:p>
+      <w:pPr>
+        <w:spacing w:before="0" w:after="80" w:line="240" w:lineRule="auto"/>
+      </w:pPr>
+      <w:r>
+        <w:rPr>
+          <w:rFonts w:ascii="宋体" w:hAnsi="宋体" w:eastAsia="宋体"/>
+          <w:b w:val="0"/>
+          <w:sz w:val="22"/>
+        </w:rPr>
+        <w:t>2. 买 10 个篮球共 400 元，每个多少元？求的是（　　）。</w:t>
+      </w:r>
+    </w:p>
+    <w:p>
+      <w:pPr>
+        <w:spacing w:before="0" w:after="80" w:line="240" w:lineRule="auto"/>
+      </w:pPr>
+      <w:r>
+        <w:rPr>
+          <w:rFonts w:ascii="宋体" w:hAnsi="宋体" w:eastAsia="宋体"/>
+          <w:b w:val="0"/>
+          <w:sz w:val="22"/>
+        </w:rPr>
+        <w:t xml:space="preserve">　　① 单价　　② 数量　　③ 总价　　④ 速度</w:t>
+      </w:r>
+    </w:p>
+    <w:p>
+      <w:pPr>
+        <w:spacing w:before="0" w:after="80" w:line="240" w:lineRule="auto"/>
+      </w:pPr>
+      <w:r>
+        <w:rPr>
+          <w:rFonts w:ascii="宋体" w:hAnsi="宋体" w:eastAsia="宋体"/>
+          <w:b w:val="0"/>
+          <w:sz w:val="22"/>
+        </w:rPr>
+        <w:t>3. 下面哪个速度最快？（先统一单位再比较）（　　）</w:t>
+      </w:r>
+    </w:p>
+    <w:p>
+      <w:pPr>
+        <w:spacing w:before="0" w:after="80" w:line="240" w:lineRule="auto"/>
+      </w:pPr>
+      <w:r>
+        <w:rPr>
+          <w:rFonts w:ascii="宋体" w:hAnsi="宋体" w:eastAsia="宋体"/>
+          <w:b w:val="0"/>
+          <w:sz w:val="22"/>
+        </w:rPr>
+        <w:t xml:space="preserve">　　① 约 20 m/s　　② 约 5 km/min　　③ 约 900 km/h　　④ 约 90 km/h</w:t>
+      </w:r>
+    </w:p>
+    <w:p>
+      <w:pPr>
+        <w:spacing w:before="0" w:after="80" w:line="240" w:lineRule="auto"/>
+      </w:pPr>
+      <w:r>
+        <w:rPr>
+          <w:rFonts w:ascii="宋体" w:hAnsi="宋体" w:eastAsia="宋体"/>
+          <w:b w:val="0"/>
+          <w:sz w:val="22"/>
+        </w:rPr>
+        <w:t>4. 骑行 225 米/分，骑 12 分钟。竖式 225×12 中第二行部分积表示（　　）。</w:t>
+      </w:r>
+    </w:p>
+    <w:p>
+      <w:pPr>
+        <w:spacing w:before="0" w:after="80" w:line="240" w:lineRule="auto"/>
+      </w:pPr>
+      <w:r>
+        <w:rPr>
+          <w:rFonts w:ascii="宋体" w:hAnsi="宋体" w:eastAsia="宋体"/>
+          <w:b w:val="0"/>
+          <w:sz w:val="22"/>
+        </w:rPr>
+        <w:t xml:space="preserve">　　① 1 分钟路程　　② 2 分钟路程　　③ 10 分钟路程　　④ 12 分钟路程</w:t>
+      </w:r>
+    </w:p>
+    <w:p>
+      <w:pPr>
+        <w:spacing w:before="0" w:after="80" w:line="240" w:lineRule="auto"/>
+      </w:pPr>
+      <w:r>
+        <w:rPr>
+          <w:rFonts w:ascii="宋体" w:hAnsi="宋体" w:eastAsia="宋体"/>
+          <w:b w:val="0"/>
+          <w:sz w:val="22"/>
+        </w:rPr>
+        <w:t>5. 下列不能用 15×4 解决的是（　　）。</w:t>
+      </w:r>
+    </w:p>
+    <w:p>
+      <w:pPr>
+        <w:spacing w:before="0" w:after="80" w:line="240" w:lineRule="auto"/>
+      </w:pPr>
+      <w:r>
+        <w:rPr>
+          <w:rFonts w:ascii="宋体" w:hAnsi="宋体" w:eastAsia="宋体"/>
+          <w:b w:val="0"/>
+          <w:sz w:val="22"/>
+        </w:rPr>
+        <w:t xml:space="preserve">　　① 4 条丝带，每条 15 m，总长多少？</w:t>
+      </w:r>
+    </w:p>
+    <w:p>
+      <w:pPr>
+        <w:spacing w:before="0" w:after="80" w:line="240" w:lineRule="auto"/>
+      </w:pPr>
+      <w:r>
+        <w:rPr>
+          <w:rFonts w:ascii="宋体" w:hAnsi="宋体" w:eastAsia="宋体"/>
+          <w:b w:val="0"/>
+          <w:sz w:val="22"/>
+        </w:rPr>
+        <w:t xml:space="preserve">　　② 甲有 15 元，乙是甲的 4 倍，乙有多少？</w:t>
+      </w:r>
+    </w:p>
+    <w:p>
+      <w:pPr>
+        <w:spacing w:before="0" w:after="80" w:line="240" w:lineRule="auto"/>
+      </w:pPr>
+      <w:r>
+        <w:rPr>
+          <w:rFonts w:ascii="宋体" w:hAnsi="宋体" w:eastAsia="宋体"/>
+          <w:b w:val="0"/>
+          <w:sz w:val="22"/>
+        </w:rPr>
+        <w:t xml:space="preserve">　　③ 宽 15 m，长是宽的 4 倍，求面积。</w:t>
+      </w:r>
+    </w:p>
+    <w:p>
+      <w:pPr>
+        <w:spacing w:before="0" w:after="80" w:line="240" w:lineRule="auto"/>
+      </w:pPr>
+      <w:r>
+        <w:rPr>
+          <w:rFonts w:ascii="宋体" w:hAnsi="宋体" w:eastAsia="宋体"/>
+          <w:b w:val="0"/>
+          <w:sz w:val="22"/>
+        </w:rPr>
+        <w:t xml:space="preserve">　　④ 鸡蛋原价 20 元/kg，现价 15 元/kg，买 4 kg 多少钱？</w:t>
+      </w:r>
+    </w:p>
+    <w:p>
+      <w:pPr>
+        <w:spacing w:before="0" w:after="0" w:line="240" w:lineRule="auto"/>
         <w:jc w:val="center"/>
       </w:pPr>
       <w:r>
         <w:rPr>
           <w:rFonts w:ascii="宋体" w:hAnsi="宋体" w:eastAsia="宋体"/>
-          <w:b/>
+          <w:b w:val="0"/>
           <w:color w:val="1E7EB8"/>
-          <w:sz w:val="20"/>
+          <w:sz w:val="16"/>
         </w:rPr>
-        <w:t>数学书桌 · Math Desk　·　第四单元·数量关系（仅首页）　·　第 1 页</w:t>
-      </w:r>
-    </w:p>
-    <w:p>
-      <w:r>
-        <w:drawing>
-          <wp:inline xmlns:a="http://schemas.openxmlformats.org/drawingml/2006/main" xmlns:pic="http://schemas.openxmlformats.org/drawingml/2006/picture">
-            <wp:extent cx="6696000" cy="9388089"/>
-            <wp:docPr id="1" name="Picture 1"/>
-            <wp:cNvGraphicFramePr>
-              <a:graphicFrameLocks noChangeAspect="1"/>
-            </wp:cNvGraphicFramePr>
-            <a:graphic>
-              <a:graphicData uri="http://schemas.openxmlformats.org/drawingml/2006/picture">
-                <pic:pic>
-                  <pic:nvPicPr>
-                    <pic:cNvPr id="0" name="u04-p01.png"/>
-                    <pic:cNvPicPr/>
-                  </pic:nvPicPr>
-                  <pic:blipFill>
-                    <a:blip r:embed="rId9"/>
-                    <a:stretch>
-                      <a:fillRect/>
-                    </a:stretch>
-                  </pic:blipFill>
-                  <pic:spPr>
-                    <a:xfrm>
-                      <a:off x="0" y="0"/>
-                      <a:ext cx="6696000" cy="9388089"/>
-                    </a:xfrm>
-                    <a:prstGeom prst="rect"/>
-                  </pic:spPr>
-                </pic:pic>
-              </a:graphicData>
-            </a:graphic>
-          </wp:inline>
-        </w:drawing>
-      </w:r>
-    </w:p>
-    <w:p>
-      <w:r>
-        <w:br w:type="page"/>
-      </w:r>
-    </w:p>
-    <w:p>
-      <w:pPr>
-        <w:jc w:val="center"/>
-      </w:pPr>
-      <w:r>
-        <w:rPr>
-          <w:rFonts w:ascii="宋体" w:hAnsi="宋体" w:eastAsia="宋体"/>
-          <w:b/>
-          <w:color w:val="1E7EB8"/>
-          <w:sz w:val="20"/>
-        </w:rPr>
-        <w:t>数学书桌 · Math Desk　·　第四单元·数量关系（仅首页）　·　第 2 页</w:t>
-      </w:r>
-    </w:p>
-    <w:p>
-      <w:r>
-        <w:drawing>
-          <wp:inline xmlns:a="http://schemas.openxmlformats.org/drawingml/2006/main" xmlns:pic="http://schemas.openxmlformats.org/drawingml/2006/picture">
-            <wp:extent cx="6696000" cy="9372123"/>
-            <wp:docPr id="2" name="Picture 2"/>
-            <wp:cNvGraphicFramePr>
-              <a:graphicFrameLocks noChangeAspect="1"/>
-            </wp:cNvGraphicFramePr>
-            <a:graphic>
-              <a:graphicData uri="http://schemas.openxmlformats.org/drawingml/2006/picture">
-                <pic:pic>
-                  <pic:nvPicPr>
-                    <pic:cNvPr id="0" name="u04-p02.png"/>
-                    <pic:cNvPicPr/>
-                  </pic:nvPicPr>
-                  <pic:blipFill>
-                    <a:blip r:embed="rId10"/>
-                    <a:stretch>
-                      <a:fillRect/>
-                    </a:stretch>
-                  </pic:blipFill>
-                  <pic:spPr>
-                    <a:xfrm>
-                      <a:off x="0" y="0"/>
-                      <a:ext cx="6696000" cy="9372123"/>
-                    </a:xfrm>
-                    <a:prstGeom prst="rect"/>
-                  </pic:spPr>
-                </pic:pic>
-              </a:graphicData>
-            </a:graphic>
-          </wp:inline>
-        </w:drawing>
+        <w:t>数学 · 四上 · 第四单元（部分）　第 2 页（共 2 页）　|　清晰重排版（非扫描放大）</w:t>
       </w:r>
     </w:p>
     <w:sectPr>
       <w:pgSz w:w="11906" w:h="16838"/>
-      <w:pgMar w:top="567" w:right="680" w:bottom="567" w:left="680" w:header="720" w:footer="720" w:gutter="0"/>
+      <w:pgMar w:top="794" w:right="907" w:bottom="794" w:left="907" w:header="720" w:footer="720" w:gutter="0"/>
       <w:cols w:space="720"/>
       <w:docGrid w:linePitch="360"/>
     </w:sectPr>
@@ -538,6 +809,10 @@
     <w:name w:val="Normal"/>
     <w:qFormat/>
     <w:rsid w:val="00FC693F"/>
+    <w:rPr>
+      <w:rFonts w:ascii="宋体" w:hAnsi="宋体" w:eastAsia="宋体"/>
+      <w:sz w:val="22"/>
+    </w:rPr>
   </w:style>
   <w:style w:type="paragraph" w:styleId="Header">
     <w:name w:val="header"/>

--- a/units/u04-数量关系/04-考前测试/original/U4_四上_第四单元_数量关系_部分.docx
+++ b/units/u04-数量关系/04-考前测试/original/U4_四上_第四单元_数量关系_部分.docx
@@ -220,6 +220,46 @@
     </w:p>
     <w:p>
       <w:pPr>
+        <w:spacing w:after="120"/>
+        <w:jc w:val="center"/>
+      </w:pPr>
+      <w:r>
+        <w:drawing>
+          <wp:inline xmlns:a="http://schemas.openxmlformats.org/drawingml/2006/main" xmlns:pic="http://schemas.openxmlformats.org/drawingml/2006/picture">
+            <wp:extent cx="2520000" cy="1980000"/>
+            <wp:docPr id="1" name="Picture 1"/>
+            <wp:cNvGraphicFramePr>
+              <a:graphicFrameLocks noChangeAspect="1"/>
+            </wp:cNvGraphicFramePr>
+            <a:graphic>
+              <a:graphicData uri="http://schemas.openxmlformats.org/drawingml/2006/picture">
+                <pic:pic>
+                  <pic:nvPicPr>
+                    <pic:cNvPr id="0" name="u4_125x23_exact.jpg"/>
+                    <pic:cNvPicPr/>
+                  </pic:nvPicPr>
+                  <pic:blipFill>
+                    <a:blip r:embed="rId9"/>
+                    <a:stretch>
+                      <a:fillRect/>
+                    </a:stretch>
+                  </pic:blipFill>
+                  <pic:spPr>
+                    <a:xfrm>
+                      <a:off x="0" y="0"/>
+                      <a:ext cx="2520000" cy="1980000"/>
+                    </a:xfrm>
+                    <a:prstGeom prst="rect"/>
+                  </pic:spPr>
+                </pic:pic>
+              </a:graphicData>
+            </a:graphic>
+          </wp:inline>
+        </w:drawing>
+      </w:r>
+    </w:p>
+    <w:p>
+      <w:pPr>
         <w:spacing w:before="0" w:after="0" w:line="240" w:lineRule="auto"/>
         <w:jc w:val="center"/>
       </w:pPr>
@@ -340,7 +380,47 @@
           <w:b w:val="0"/>
           <w:sz w:val="22"/>
         </w:rPr>
-        <w:t>4. 骑行 225 米/分，骑 12 分钟。竖式 225×12 中第二行部分积表示（　　）。</w:t>
+        <w:t>4. 骑行 225 米/分，骑 12 分钟。竖式 225×12 中箭头所指（方框内）一步表示（　　）。</w:t>
+      </w:r>
+    </w:p>
+    <w:p>
+      <w:pPr>
+        <w:spacing w:after="120"/>
+        <w:jc w:val="center"/>
+      </w:pPr>
+      <w:r>
+        <w:drawing>
+          <wp:inline xmlns:a="http://schemas.openxmlformats.org/drawingml/2006/main" xmlns:pic="http://schemas.openxmlformats.org/drawingml/2006/picture">
+            <wp:extent cx="2520000" cy="1980000"/>
+            <wp:docPr id="2" name="Picture 2"/>
+            <wp:cNvGraphicFramePr>
+              <a:graphicFrameLocks noChangeAspect="1"/>
+            </wp:cNvGraphicFramePr>
+            <a:graphic>
+              <a:graphicData uri="http://schemas.openxmlformats.org/drawingml/2006/picture">
+                <pic:pic>
+                  <pic:nvPicPr>
+                    <pic:cNvPr id="0" name="u4_225x12_exact.jpg"/>
+                    <pic:cNvPicPr/>
+                  </pic:nvPicPr>
+                  <pic:blipFill>
+                    <a:blip r:embed="rId10"/>
+                    <a:stretch>
+                      <a:fillRect/>
+                    </a:stretch>
+                  </pic:blipFill>
+                  <pic:spPr>
+                    <a:xfrm>
+                      <a:off x="0" y="0"/>
+                      <a:ext cx="2520000" cy="1980000"/>
+                    </a:xfrm>
+                    <a:prstGeom prst="rect"/>
+                  </pic:spPr>
+                </pic:pic>
+              </a:graphicData>
+            </a:graphic>
+          </wp:inline>
+        </w:drawing>
       </w:r>
     </w:p>
     <w:p>
